--- a/demo/fictional/F07/F07.docx
+++ b/demo/fictional/F07/F07.docx
@@ -1243,7 +1243,7 @@
           <w:sz w:val="13"/>
           <w:szCs w:val="13"/>
         </w:rPr>
-        <w:t xml:space="preserve">Page 1</w:t>
+        <w:t xml:space="preserve">Scan page 1</w:t>
       </w:r>
     </w:p>
     <w:p>
@@ -2067,7 +2067,7 @@
           <w:sz w:val="13"/>
           <w:szCs w:val="13"/>
         </w:rPr>
-        <w:t xml:space="preserve">Page 2</w:t>
+        <w:t xml:space="preserve">Scan page 2</w:t>
       </w:r>
     </w:p>
     <w:p>
@@ -3508,7 +3508,7 @@
           <w:sz w:val="13"/>
           <w:szCs w:val="13"/>
         </w:rPr>
-        <w:t xml:space="preserve">Page 3</w:t>
+        <w:t xml:space="preserve">Scan page 3</w:t>
       </w:r>
     </w:p>
     <w:p>
@@ -4974,7 +4974,7 @@
           <w:sz w:val="13"/>
           <w:szCs w:val="13"/>
         </w:rPr>
-        <w:t xml:space="preserve">Page 4</w:t>
+        <w:t xml:space="preserve">Scan page 4</w:t>
       </w:r>
     </w:p>
     <w:p>
@@ -5666,7 +5666,7 @@
           <w:sz w:val="13"/>
           <w:szCs w:val="13"/>
         </w:rPr>
-        <w:t xml:space="preserve">Page 5</w:t>
+        <w:t xml:space="preserve">Scan page 5</w:t>
       </w:r>
     </w:p>
     <w:p>
@@ -6093,7 +6093,7 @@
           <w:sz w:val="13"/>
           <w:szCs w:val="13"/>
         </w:rPr>
-        <w:t xml:space="preserve">Page 6</w:t>
+        <w:t xml:space="preserve">Scan page 6</w:t>
       </w:r>
     </w:p>
     <w:p>
@@ -6449,7 +6449,7 @@
           <w:sz w:val="13"/>
           <w:szCs w:val="13"/>
         </w:rPr>
-        <w:t xml:space="preserve">Page 7</w:t>
+        <w:t xml:space="preserve">Scan page 7</w:t>
       </w:r>
     </w:p>
     <w:p>
@@ -6824,7 +6824,7 @@
           <w:sz w:val="13"/>
           <w:szCs w:val="13"/>
         </w:rPr>
-        <w:t xml:space="preserve">Page 8</w:t>
+        <w:t xml:space="preserve">Scan page 8</w:t>
       </w:r>
     </w:p>
     <w:p>
@@ -7568,7 +7568,7 @@
           <w:sz w:val="13"/>
           <w:szCs w:val="13"/>
         </w:rPr>
-        <w:t xml:space="preserve">Page 9</w:t>
+        <w:t xml:space="preserve">Scan page 9</w:t>
       </w:r>
     </w:p>
     <w:p>
@@ -8063,7 +8063,7 @@
           <w:sz w:val="13"/>
           <w:szCs w:val="13"/>
         </w:rPr>
-        <w:t xml:space="preserve">Page 10</w:t>
+        <w:t xml:space="preserve">Scan page 10</w:t>
       </w:r>
     </w:p>
     <w:p>
@@ -8419,7 +8419,7 @@
           <w:sz w:val="13"/>
           <w:szCs w:val="13"/>
         </w:rPr>
-        <w:t xml:space="preserve">Page 11</w:t>
+        <w:t xml:space="preserve">Scan page 11</w:t>
       </w:r>
     </w:p>
     <w:p>
